--- a/qa/cricut-design-space.docx
+++ b/qa/cricut-design-space.docx
@@ -18,7 +18,7 @@
         <w:rPr>
           <w:b/>
         </w:rPr>
-        <w:t xml:space="preserve">SnugCut 1.4.0.1-beta</w:t>
+        <w:t xml:space="preserve">SnugCut 1.5.0-beta</w:t>
       </w:r>
       <w:r>
         <w:t xml:space="preserve">. Results go to </w:t>
@@ -376,7 +376,7 @@
           <w:rPr>
             <w:rStyle w:val="Hyperlink"/>
           </w:rPr>
-          <w:t xml:space="preserve">https://github.com/cyvaquero/snugcut/archive/refs/tags/1.4.0.1-beta.zip</w:t>
+          <w:t xml:space="preserve">https://github.com/cyvaquero/snugcut/archive/refs/tags/1.5.0-beta.zip</w:t>
         </w:r>
       </w:hyperlink>
       <w:r>
@@ -425,7 +425,7 @@
         <w:rPr>
           <w:b/>
         </w:rPr>
-        <w:t xml:space="preserve">The footer must show v1.4.0.1-beta.</w:t>
+        <w:t xml:space="preserve">The footer must show v1.5.0-beta.</w:t>
       </w:r>
     </w:p>
     <w:p>

--- a/qa/cricut-design-space.docx
+++ b/qa/cricut-design-space.docx
@@ -5172,18 +5172,6 @@
       </w:pPr>
       <w:r>
         <w:t xml:space="preserve">Download the plate and import it. The download says kerf compensation is built in, and that a hole is narrower than the kerf and was left as drawn: that's the pin hole.</w:t>
-      </w:r>
-    </w:p>
-    <w:p>
-      <w:pPr>
-        <w:pStyle w:val="ListParagraph"/>
-        <w:numPr>
-          <w:ilvl w:val="0"/>
-          <w:numId w:val="17"/>
-        </w:numPr>
-      </w:pPr>
-      <w:r>
-        <w:t xml:space="preserve">Leave kerf and compensation as they are for test 22.</w:t>
       </w:r>
     </w:p>
     <w:p>

--- a/qa/cricut-design-space.docx
+++ b/qa/cricut-design-space.docx
@@ -18,7 +18,7 @@
         <w:rPr>
           <w:b/>
         </w:rPr>
-        <w:t xml:space="preserve">SnugCut 1.5.0-beta</w:t>
+        <w:t xml:space="preserve">SnugCut 1.6.0-beta</w:t>
       </w:r>
       <w:r>
         <w:t xml:space="preserve">. Results go to </w:t>
@@ -376,7 +376,7 @@
           <w:rPr>
             <w:rStyle w:val="Hyperlink"/>
           </w:rPr>
-          <w:t xml:space="preserve">https://github.com/cyvaquero/snugcut/archive/refs/tags/1.5.0-beta.zip</w:t>
+          <w:t xml:space="preserve">https://github.com/cyvaquero/snugcut/archive/refs/tags/1.6.0-beta.zip</w:t>
         </w:r>
       </w:hyperlink>
       <w:r>
@@ -425,7 +425,7 @@
         <w:rPr>
           <w:b/>
         </w:rPr>
-        <w:t xml:space="preserve">The footer must show v1.5.0-beta.</w:t>
+        <w:t xml:space="preserve">The footer must show v1.6.0-beta.</w:t>
       </w:r>
     </w:p>
     <w:p>

--- a/qa/cricut-design-space.docx
+++ b/qa/cricut-design-space.docx
@@ -18,7 +18,7 @@
         <w:rPr>
           <w:b/>
         </w:rPr>
-        <w:t xml:space="preserve">SnugCut 1.6.0-beta</w:t>
+        <w:t xml:space="preserve">SnugCut 1.7.0-beta</w:t>
       </w:r>
       <w:r>
         <w:t xml:space="preserve">. Results go to </w:t>
@@ -376,7 +376,7 @@
           <w:rPr>
             <w:rStyle w:val="Hyperlink"/>
           </w:rPr>
-          <w:t xml:space="preserve">https://github.com/cyvaquero/snugcut/archive/refs/tags/1.6.0-beta.zip</w:t>
+          <w:t xml:space="preserve">https://github.com/cyvaquero/snugcut/archive/refs/tags/1.7.0-beta.zip</w:t>
         </w:r>
       </w:hyperlink>
       <w:r>
@@ -425,7 +425,7 @@
         <w:rPr>
           <w:b/>
         </w:rPr>
-        <w:t xml:space="preserve">The footer must show v1.6.0-beta.</w:t>
+        <w:t xml:space="preserve">The footer must show v1.7.0-beta.</w:t>
       </w:r>
     </w:p>
     <w:p>
@@ -711,7 +711,7 @@
         </w:numPr>
       </w:pPr>
       <w:r>
-        <w:t xml:space="preserve">Tick </w:t>
+        <w:t xml:space="preserve">Check </w:t>
       </w:r>
       <w:r>
         <w:rPr>
@@ -753,7 +753,7 @@
         </w:numPr>
       </w:pPr>
       <w:r>
-        <w:t xml:space="preserve">Untick </w:t>
+        <w:t xml:space="preserve">Uncheck </w:t>
       </w:r>
       <w:r>
         <w:rPr>
@@ -2174,7 +2174,7 @@
         </w:numPr>
       </w:pPr>
       <w:r>
-        <w:t xml:space="preserve">Squares 1–8 are </w:t>
+        <w:t xml:space="preserve">Squares 1, 2, 4, 5, 6, 7 and 8 are </w:t>
       </w:r>
       <w:r>
         <w:rPr>
@@ -5129,7 +5129,7 @@
         <w:t xml:space="preserve">Kerf</w:t>
       </w:r>
       <w:r>
-        <w:t xml:space="preserve"> to 0.2 mm and tick </w:t>
+        <w:t xml:space="preserve"> to 0.2 mm and check </w:t>
       </w:r>
       <w:r>
         <w:rPr>
@@ -5468,7 +5468,7 @@
     </w:p>
     <w:p>
       <w:r>
-        <w:t xml:space="preserve">Set kerf back to 0.1 mm and untick </w:t>
+        <w:t xml:space="preserve">Set kerf back to 0.1 mm and uncheck </w:t>
       </w:r>
       <w:r>
         <w:rPr>
@@ -6814,7 +6814,7 @@
         </w:numPr>
       </w:pPr>
       <w:r>
-        <w:t xml:space="preserve">Tick </w:t>
+        <w:t xml:space="preserve">Check </w:t>
       </w:r>
       <w:r>
         <w:rPr>
@@ -6856,7 +6856,7 @@
         </w:numPr>
       </w:pPr>
       <w:r>
-        <w:t xml:space="preserve">Untick </w:t>
+        <w:t xml:space="preserve">Uncheck </w:t>
       </w:r>
       <w:r>
         <w:rPr>
@@ -7867,7 +7867,7 @@
         <w:t xml:space="preserve">Kerf</w:t>
       </w:r>
       <w:r>
-        <w:t xml:space="preserve"> to 0.2 mm and tick </w:t>
+        <w:t xml:space="preserve"> to 0.2 mm and check </w:t>
       </w:r>
       <w:r>
         <w:rPr>
@@ -7918,7 +7918,7 @@
         </w:numPr>
       </w:pPr>
       <w:r>
-        <w:t xml:space="preserve">Afterwards set kerf back to 0.1 mm, untick compensation and set </w:t>
+        <w:t xml:space="preserve">Afterwards set kerf back to 0.1 mm, uncheck compensation and set </w:t>
       </w:r>
       <w:r>
         <w:rPr>
